--- a/A Writing/7.Website/_site/papers/OverviewAdditional.docx
+++ b/A Writing/7.Website/_site/papers/OverviewAdditional.docx
@@ -33,7 +33,7 @@
         <w:t xml:space="preserve"> </w:t>
       </w:r>
       <w:r>
-        <w:t xml:space="preserve">6.OverviewAndAdditional</w:t>
+        <w:t xml:space="preserve">6.Additional</w:t>
       </w:r>
     </w:p>
     <w:p>
@@ -906,7 +906,7 @@
           <w:iCs/>
           <w:i/>
         </w:rPr>
-        <w:t xml:space="preserve">6.OverviewAndAdditional</w:t>
+        <w:t xml:space="preserve">6.Additional</w:t>
       </w:r>
       <w:r>
         <w:rPr>
